--- a/samples/otkaz_strahovka_v2.docx
+++ b/samples/otkaz_strahovka_v2.docx
@@ -13,7 +13,7 @@
           <w:b w:val="0"/>
           <w:sz w:val="24"/>
         </w:rPr>
-        <w:t>Кому: ООО СК «Надёжная Жизнь»</w:t>
+        <w:t>Кому: ПАО «Банк»</w:t>
       </w:r>
     </w:p>
     <w:p>
@@ -27,7 +27,7 @@
           <w:b w:val="0"/>
           <w:sz w:val="24"/>
         </w:rPr>
-        <w:t>123000, г. Москва, ул. Страховая, д. 1</w:t>
+        <w:t>123000, г. Москва, ул. Банковская, д. 1</w:t>
       </w:r>
     </w:p>
     <w:p>
@@ -110,7 +110,7 @@
           <w:b w:val="0"/>
           <w:sz w:val="24"/>
         </w:rPr>
-        <w:t>об отказе от договора добровольного страхования и возврате страховой премии</w:t>
+        <w:t>об исключении из числа застрахованных лиц и возврате платы за подключение к программе страхования</w:t>
       </w:r>
     </w:p>
     <w:p>
@@ -125,7 +125,7 @@
           <w:b w:val="0"/>
           <w:sz w:val="24"/>
         </w:rPr>
-        <w:t>09.09.2026 между мной и ООО СК «Надёжная Жизнь» заключён договор добровольного страхования (полис № НЖ-123456789) в связи с заключением кредитного договора: ПАО «Банк», кредитный договор № 625/0000-0000000. Страховая премия в размере 48 000 руб. уплачена.</w:t>
+        <w:t>24.09.2026 в связи с заключением кредитного договора № 625/0000-0000000 от 20.09.2026 мной было выражено согласие на подключение к программе добровольного страхования (полис, сертификат или заявление № НЖ-123456789). Плата за подключение к программе страхования, включая страховую премию, составила 48 000 руб. и была уплачена.</w:t>
       </w:r>
     </w:p>
     <w:p>
@@ -140,22 +140,7 @@
           <w:b w:val="0"/>
           <w:sz w:val="24"/>
         </w:rPr>
-        <w:t>В соответствии с Указанием Банка России от 20.11.2015 № 3854-У «О минимальных (стандартных) требованиях к условиям и порядку осуществления отдельных видов добровольного страхования» и ст. 7 Федерального закона от 21.12.2013 № 353-ФЗ «О потребительском кредите (займе)» отказываюсь от указанного договора страхования в установленный срок.</w:t>
-      </w:r>
-    </w:p>
-    <w:p>
-      <w:pPr>
-        <w:spacing w:before="160" w:after="80"/>
-        <w:ind w:firstLine="709"/>
-        <w:jc w:val="both"/>
-      </w:pPr>
-      <w:r>
-        <w:rPr>
-          <w:rFonts w:ascii="Times New Roman" w:hAnsi="Times New Roman" w:cs="Times New Roman" w:eastAsia="Times New Roman"/>
-          <w:b w:val="0"/>
-          <w:sz w:val="24"/>
-        </w:rPr>
-        <w:t>Прошу вернуть уплаченную страховую премию в полном объёме (а если договор вступил в силу — за вычетом части премии пропорционально сроку его действия) в срок не более 10 рабочих дней со дня получения настоящего заявления по реквизитам:</w:t>
+        <w:t>На основании п. 3 ч. 2.1 и ч. 2.5 ст. 7 Федерального закона от 21.12.2013 № 353-ФЗ «О потребительском кредите (займе)» прошу исключить меня из числа застрахованных лиц по указанной программе и в срок, не превышающий семи рабочих дней со дня получения настоящего заявления, вернуть денежные средства, уплаченные за подключение к программе страхования, в полном объёме по реквизитам:</w:t>
       </w:r>
     </w:p>
     <w:p>
@@ -183,7 +168,7 @@
           <w:b w:val="0"/>
           <w:sz w:val="24"/>
         </w:rPr>
-        <w:t>Страховых случаев по договору не было.</w:t>
+        <w:t>События, имеющие признаки страхового случая, не наступали.</w:t>
       </w:r>
     </w:p>
     <w:p>
@@ -210,7 +195,7 @@
           <w:b w:val="0"/>
           <w:sz w:val="24"/>
         </w:rPr>
-        <w:t>1. Копия полиса (договора страхования).</w:t>
+        <w:t>1. Копия документа о подключении к программе страхования.</w:t>
       </w:r>
     </w:p>
     <w:p>
@@ -223,7 +208,7 @@
           <w:b w:val="0"/>
           <w:sz w:val="24"/>
         </w:rPr>
-        <w:t>2. Копия документа об оплате премии.</w:t>
+        <w:t>2. Копия документа об оплате.</w:t>
       </w:r>
     </w:p>
     <w:p>
@@ -252,7 +237,7 @@
           <w:b w:val="0"/>
           <w:sz w:val="24"/>
         </w:rPr>
-        <w:t>29.09.2026</w:t>
+        <w:t>30.09.2026</w:t>
         <w:tab/>
         <w:t>____________ / Иванов И. И.</w:t>
       </w:r>

--- a/samples/otkaz_strahovka_v2.docx
+++ b/samples/otkaz_strahovka_v2.docx
@@ -87,6 +87,7 @@
     </w:p>
     <w:p>
       <w:pPr>
+        <w:keepNext/>
         <w:spacing w:before="280"/>
         <w:jc w:val="center"/>
       </w:pPr>
@@ -101,6 +102,7 @@
     </w:p>
     <w:p>
       <w:pPr>
+        <w:keepNext/>
         <w:spacing w:after="120"/>
         <w:jc w:val="center"/>
       </w:pPr>
@@ -173,6 +175,7 @@
     </w:p>
     <w:p>
       <w:pPr>
+        <w:keepNext/>
         <w:spacing w:before="160"/>
         <w:jc w:val="both"/>
       </w:pPr>
@@ -213,6 +216,7 @@
     </w:p>
     <w:p>
       <w:pPr>
+        <w:keepNext/>
         <w:jc w:val="both"/>
       </w:pPr>
       <w:r>
@@ -638,11 +642,13 @@
     <w:qFormat/>
     <w:rsid w:val="00FC693F"/>
     <w:pPr>
+      <w:widowControl/>
       <w:spacing w:after="0" w:before="0" w:line="276" w:lineRule="auto"/>
     </w:pPr>
     <w:rPr>
       <w:rFonts w:ascii="Times New Roman" w:hAnsi="Times New Roman"/>
       <w:sz w:val="24"/>
+      <w:lang w:val="ru-RU" w:eastAsia="ru-RU" w:bidi="ru-RU"/>
     </w:rPr>
   </w:style>
   <w:style w:type="paragraph" w:styleId="Header">
